--- a/module-07-molecular-genetics/module-07-molecular-genetics-practice-quiz.docx
+++ b/module-07-molecular-genetics/module-07-molecular-genetics-practice-quiz.docx
@@ -17,15 +17,19 @@
     </w:p>
     <w:p>
       <w:r>
-        <w:t xml:space="preserve">1. </w:t>
+        <w:t xml:space="preserve">• </w:t>
+      </w:r>
+      <w:r>
+        <w:br/>
       </w:r>
       <w:r>
         <w:t>In DNA, the base adenine always pairs with:</w:t>
       </w:r>
-    </w:p>
-    <w:p>
       <w:r>
-        <w:t xml:space="preserve">2. </w:t>
+        <w:br/>
+      </w:r>
+      <w:r>
+        <w:br/>
       </w:r>
       <w:r>
         <w:t>A. cytosine</w:t>
@@ -33,7 +37,10 @@
     </w:p>
     <w:p>
       <w:r>
-        <w:t xml:space="preserve">3. </w:t>
+        <w:t xml:space="preserve">• </w:t>
+      </w:r>
+      <w:r>
+        <w:br/>
       </w:r>
       <w:r>
         <w:t>B. guanine</w:t>
@@ -41,7 +48,10 @@
     </w:p>
     <w:p>
       <w:r>
-        <w:t xml:space="preserve">4. </w:t>
+        <w:t xml:space="preserve">• </w:t>
+      </w:r>
+      <w:r>
+        <w:br/>
       </w:r>
       <w:r>
         <w:t>C. thymine</w:t>
@@ -49,7 +59,10 @@
     </w:p>
     <w:p>
       <w:r>
-        <w:t xml:space="preserve">5. </w:t>
+        <w:t xml:space="preserve">• </w:t>
+      </w:r>
+      <w:r>
+        <w:br/>
       </w:r>
       <w:r>
         <w:t>D. another adenine</w:t>
@@ -57,7 +70,10 @@
     </w:p>
     <w:p>
       <w:r>
-        <w:t xml:space="preserve">6. </w:t>
+        <w:t xml:space="preserve">• </w:t>
+      </w:r>
+      <w:r>
+        <w:br/>
       </w:r>
       <w:r>
         <w:t>Answer: C</w:t>
@@ -65,7 +81,7 @@
     </w:p>
     <w:p>
       <w:r>
-        <w:t xml:space="preserve">7. </w:t>
+        <w:t xml:space="preserve">• </w:t>
       </w:r>
       <w:r>
         <w:br/>
@@ -73,13 +89,10 @@
       <w:r>
         <w:t>Why: The base-pairing rules are A with T and C with G. This complementarity lets DNA be copied accurately.</w:t>
       </w:r>
-      <w:r>
-        <w:br/>
-      </w:r>
     </w:p>
     <w:p>
       <w:r>
-        <w:t xml:space="preserve">8. </w:t>
+        <w:t xml:space="preserve">• </w:t>
       </w:r>
       <w:r>
         <w:br/>
@@ -90,10 +103,8 @@
       <w:r>
         <w:br/>
       </w:r>
-    </w:p>
-    <w:p>
       <w:r>
-        <w:t xml:space="preserve">9. </w:t>
+        <w:br/>
       </w:r>
       <w:r>
         <w:t>A. one original strand and one new strand</w:t>
@@ -101,7 +112,10 @@
     </w:p>
     <w:p>
       <w:r>
-        <w:t xml:space="preserve">10. </w:t>
+        <w:t xml:space="preserve">• </w:t>
+      </w:r>
+      <w:r>
+        <w:br/>
       </w:r>
       <w:r>
         <w:t>B. two brand-new strands</w:t>
@@ -109,7 +123,10 @@
     </w:p>
     <w:p>
       <w:r>
-        <w:t xml:space="preserve">11. </w:t>
+        <w:t xml:space="preserve">• </w:t>
+      </w:r>
+      <w:r>
+        <w:br/>
       </w:r>
       <w:r>
         <w:t>C. two original strands</w:t>
@@ -117,7 +134,10 @@
     </w:p>
     <w:p>
       <w:r>
-        <w:t xml:space="preserve">12. </w:t>
+        <w:t xml:space="preserve">• </w:t>
+      </w:r>
+      <w:r>
+        <w:br/>
       </w:r>
       <w:r>
         <w:t>D. no strands at all</w:t>
@@ -125,7 +145,10 @@
     </w:p>
     <w:p>
       <w:r>
-        <w:t xml:space="preserve">13. </w:t>
+        <w:t xml:space="preserve">• </w:t>
+      </w:r>
+      <w:r>
+        <w:br/>
       </w:r>
       <w:r>
         <w:t>Answer: A</w:t>
@@ -133,7 +156,7 @@
     </w:p>
     <w:p>
       <w:r>
-        <w:t xml:space="preserve">14. </w:t>
+        <w:t xml:space="preserve">• </w:t>
       </w:r>
       <w:r>
         <w:br/>
@@ -141,13 +164,10 @@
       <w:r>
         <w:t>Why: Each daughter molecule keeps one parental strand as a template, so half of the original is conserved.</w:t>
       </w:r>
-      <w:r>
-        <w:br/>
-      </w:r>
     </w:p>
     <w:p>
       <w:r>
-        <w:t xml:space="preserve">15. </w:t>
+        <w:t xml:space="preserve">• </w:t>
       </w:r>
       <w:r>
         <w:br/>
@@ -158,10 +178,8 @@
       <w:r>
         <w:br/>
       </w:r>
-    </w:p>
-    <w:p>
       <w:r>
-        <w:t xml:space="preserve">16. </w:t>
+        <w:br/>
       </w:r>
       <w:r>
         <w:t>A. protein, then RNA, then DNA</w:t>
@@ -169,7 +187,10 @@
     </w:p>
     <w:p>
       <w:r>
-        <w:t xml:space="preserve">17. </w:t>
+        <w:t xml:space="preserve">• </w:t>
+      </w:r>
+      <w:r>
+        <w:br/>
       </w:r>
       <w:r>
         <w:t>B. RNA, then DNA, then protein</w:t>
@@ -177,7 +198,10 @@
     </w:p>
     <w:p>
       <w:r>
-        <w:t xml:space="preserve">18. </w:t>
+        <w:t xml:space="preserve">• </w:t>
+      </w:r>
+      <w:r>
+        <w:br/>
       </w:r>
       <w:r>
         <w:t>C. protein, then DNA, then RNA</w:t>
@@ -185,7 +209,10 @@
     </w:p>
     <w:p>
       <w:r>
-        <w:t xml:space="preserve">19. </w:t>
+        <w:t xml:space="preserve">• </w:t>
+      </w:r>
+      <w:r>
+        <w:br/>
       </w:r>
       <w:r>
         <w:t>D. DNA, then RNA, then protein</w:t>
@@ -193,7 +220,10 @@
     </w:p>
     <w:p>
       <w:r>
-        <w:t xml:space="preserve">20. </w:t>
+        <w:t xml:space="preserve">• </w:t>
+      </w:r>
+      <w:r>
+        <w:br/>
       </w:r>
       <w:r>
         <w:t>Answer: D</w:t>
@@ -201,7 +231,7 @@
     </w:p>
     <w:p>
       <w:r>
-        <w:t xml:space="preserve">21. </w:t>
+        <w:t xml:space="preserve">• </w:t>
       </w:r>
       <w:r>
         <w:br/>
@@ -209,13 +239,10 @@
       <w:r>
         <w:t>Why: Transcription copies DNA into RNA, and translation reads codons to build protein: DNA to RNA to protein.</w:t>
       </w:r>
-      <w:r>
-        <w:br/>
-      </w:r>
     </w:p>
     <w:p>
       <w:r>
-        <w:t xml:space="preserve">22. </w:t>
+        <w:t xml:space="preserve">• </w:t>
       </w:r>
       <w:r>
         <w:br/>
@@ -226,10 +253,8 @@
       <w:r>
         <w:br/>
       </w:r>
-    </w:p>
-    <w:p>
       <w:r>
-        <w:t xml:space="preserve">23. </w:t>
+        <w:br/>
       </w:r>
       <w:r>
         <w:t>A. DNA cannot change, so nothing happens.</w:t>
@@ -237,7 +262,10 @@
     </w:p>
     <w:p>
       <w:r>
-        <w:t xml:space="preserve">24. </w:t>
+        <w:t xml:space="preserve">• </w:t>
+      </w:r>
+      <w:r>
+        <w:br/>
       </w:r>
       <w:r>
         <w:t>B. It can change a codon, which may change an amino acid and the protein.</w:t>
@@ -245,7 +273,10 @@
     </w:p>
     <w:p>
       <w:r>
-        <w:t xml:space="preserve">25. </w:t>
+        <w:t xml:space="preserve">• </w:t>
+      </w:r>
+      <w:r>
+        <w:br/>
       </w:r>
       <w:r>
         <w:t>C. It always improves the organism.</w:t>
@@ -253,7 +284,10 @@
     </w:p>
     <w:p>
       <w:r>
-        <w:t xml:space="preserve">26. </w:t>
+        <w:t xml:space="preserve">• </w:t>
+      </w:r>
+      <w:r>
+        <w:br/>
       </w:r>
       <w:r>
         <w:t>D. It affects only RNA and never proteins.</w:t>
@@ -261,7 +295,10 @@
     </w:p>
     <w:p>
       <w:r>
-        <w:t xml:space="preserve">27. </w:t>
+        <w:t xml:space="preserve">• </w:t>
+      </w:r>
+      <w:r>
+        <w:br/>
       </w:r>
       <w:r>
         <w:t>Answer: B</w:t>
@@ -269,7 +306,10 @@
     </w:p>
     <w:p>
       <w:r>
-        <w:t xml:space="preserve">28. </w:t>
+        <w:t xml:space="preserve">• </w:t>
+      </w:r>
+      <w:r>
+        <w:br/>
       </w:r>
       <w:r>
         <w:t>Why: A base change can alter a codon and therefore the protein. Effects range from none to significant.</w:t>
